--- a/PUNTO 8.docx
+++ b/PUNTO 8.docx
@@ -130,16 +130,11 @@
         </w:numPr>
       </w:pPr>
       <w:r>
-        <w:t xml:space="preserve">DESIGN SYSTEM O ENLACE </w:t>
-      </w:r>
-      <w:proofErr w:type="gramStart"/>
-      <w:r>
-        <w:t>DEL MI</w:t>
+        <w:t>DESIGN SYSTEM O ENLACE DEL MI</w:t>
       </w:r>
       <w:r>
         <w:t>SMO</w:t>
       </w:r>
-      <w:proofErr w:type="gramEnd"/>
     </w:p>
     <w:p>
       <w:pPr>
@@ -229,18 +224,10 @@
         <w:t>a</w:t>
       </w:r>
       <w:r>
-        <w:t xml:space="preserve">r los primeros </w:t>
-      </w:r>
-      <w:proofErr w:type="gramStart"/>
-      <w:r>
-        <w:t xml:space="preserve">pasos </w:t>
-      </w:r>
-      <w:r>
-        <w:t xml:space="preserve"> implementación</w:t>
-      </w:r>
-      <w:proofErr w:type="gramEnd"/>
-      <w:r>
-        <w:t xml:space="preserve"> de la estructura lógica y la configuración inicial de la aplicación en Android Studio utilizando </w:t>
+        <w:t xml:space="preserve">r los primeros pasos </w:t>
+      </w:r>
+      <w:r>
+        <w:t xml:space="preserve"> implementación de la estructura lógica y la configuración inicial de la aplicación en Android Studio utilizando </w:t>
       </w:r>
       <w:proofErr w:type="spellStart"/>
       <w:r>
@@ -832,10 +819,252 @@
         <w:t> </w:t>
       </w:r>
     </w:p>
-    <w:p>
-      <w:pPr>
-        <w:pStyle w:val="Prrafodelista"/>
-      </w:pPr>
+    <w:p/>
+    <w:p>
+      <w:r>
+        <w:t>Julia Scodelari</w:t>
+      </w:r>
+    </w:p>
+    <w:p>
+      <w:r>
+        <w:t xml:space="preserve">Por mi parte, me encargue, en principio de diseñar la paleta de colores que utilizamos en la aplicación, ensaye diferentes opciones hasta dar con una que </w:t>
+      </w:r>
+      <w:r>
+        <w:lastRenderedPageBreak/>
+        <w:t>fuera colorida</w:t>
+      </w:r>
+      <w:r>
+        <w:t xml:space="preserve">, poseyera buenos contrastes entre colores y cuyas paletas alternativas fueran también coloridas y atractivas. </w:t>
+      </w:r>
+    </w:p>
+    <w:p>
+      <w:r>
+        <w:t xml:space="preserve">Luego, </w:t>
+      </w:r>
+      <w:r>
+        <w:t>mis principales contribuciones en el desarrollo de la aplicación incluyeron:</w:t>
+      </w:r>
+    </w:p>
+    <w:p>
+      <w:pPr>
+        <w:pStyle w:val="Prrafodelista"/>
+        <w:numPr>
+          <w:ilvl w:val="0"/>
+          <w:numId w:val="11"/>
+        </w:numPr>
+      </w:pPr>
+      <w:r>
+        <w:t>La creación de estilos reutilizables para poder aplicar fácilmente la paleta de colores elegida y los estilos de los botones en todas las pantallas del proyecto</w:t>
+      </w:r>
+      <w:r>
+        <w:t xml:space="preserve">, en los archivos themes.xml, colors.xml y styles.xml. </w:t>
+      </w:r>
+    </w:p>
+    <w:p>
+      <w:pPr>
+        <w:pStyle w:val="Prrafodelista"/>
+        <w:numPr>
+          <w:ilvl w:val="0"/>
+          <w:numId w:val="11"/>
+        </w:numPr>
+      </w:pPr>
+      <w:r>
+        <w:t xml:space="preserve">La implementación del patrón MVVM fue mi contribución más grande al proyecto, donde tome las pantallas y la lógica </w:t>
+      </w:r>
+      <w:r>
+        <w:t xml:space="preserve">creada por mis compañeros de equipo y refactorice el proyecto </w:t>
+      </w:r>
+      <w:r>
+        <w:t>para desacoplar de forma limpia la interfaz de usuario de la lógica de negocio y el acceso a datos.</w:t>
+      </w:r>
+      <w:r>
+        <w:t xml:space="preserve"> Además, en este paso del desarrollo aproveché para </w:t>
+      </w:r>
+      <w:r>
+        <w:t xml:space="preserve">adaptar los </w:t>
+      </w:r>
+      <w:proofErr w:type="spellStart"/>
+      <w:r>
+        <w:t>ViewModels</w:t>
+      </w:r>
+      <w:proofErr w:type="spellEnd"/>
+      <w:r>
+        <w:t xml:space="preserve"> </w:t>
+      </w:r>
+      <w:r>
+        <w:t xml:space="preserve">para retener y gestionar el estado de las vistas ante cambios de configuración de la pantalla, </w:t>
+      </w:r>
+      <w:r>
+        <w:t>con lo que se evita</w:t>
+      </w:r>
+      <w:r>
+        <w:t xml:space="preserve"> la sobrecarga en las actividades y </w:t>
+      </w:r>
+      <w:r>
+        <w:t>se garantiza</w:t>
+      </w:r>
+      <w:r>
+        <w:t xml:space="preserve"> un flujo de datos unidireccional y robusto.</w:t>
+      </w:r>
+    </w:p>
+    <w:p>
+      <w:pPr>
+        <w:pStyle w:val="Prrafodelista"/>
+        <w:numPr>
+          <w:ilvl w:val="0"/>
+          <w:numId w:val="11"/>
+        </w:numPr>
+      </w:pPr>
+      <w:r>
+        <w:t xml:space="preserve">Implementé la vista </w:t>
+      </w:r>
+      <w:proofErr w:type="spellStart"/>
+      <w:r>
+        <w:t>activity_menu_settings</w:t>
+      </w:r>
+      <w:proofErr w:type="spellEnd"/>
+      <w:r>
+        <w:t xml:space="preserve">. </w:t>
+      </w:r>
+      <w:proofErr w:type="spellStart"/>
+      <w:r>
+        <w:t>xml</w:t>
+      </w:r>
+      <w:proofErr w:type="spellEnd"/>
+      <w:r>
+        <w:t xml:space="preserve"> y su respectiva clase </w:t>
+      </w:r>
+      <w:proofErr w:type="spellStart"/>
+      <w:r>
+        <w:t>kotlin</w:t>
+      </w:r>
+      <w:proofErr w:type="spellEnd"/>
+      <w:r>
+        <w:t xml:space="preserve"> </w:t>
+      </w:r>
+      <w:proofErr w:type="spellStart"/>
+      <w:r>
+        <w:t>menuSettings</w:t>
+      </w:r>
+      <w:proofErr w:type="spellEnd"/>
+      <w:r>
+        <w:t xml:space="preserve">, lo que permite seleccionar las diferentes paletas de colores disponibles y activar y desactivar los sonidos los efectos de sonido. </w:t>
+      </w:r>
+    </w:p>
+    <w:p>
+      <w:pPr>
+        <w:pStyle w:val="Prrafodelista"/>
+        <w:numPr>
+          <w:ilvl w:val="0"/>
+          <w:numId w:val="11"/>
+        </w:numPr>
+      </w:pPr>
+      <w:r>
+        <w:t xml:space="preserve">Me </w:t>
+      </w:r>
+      <w:r>
+        <w:t>encargué</w:t>
+      </w:r>
+      <w:r>
+        <w:t xml:space="preserve"> de la creación e integración de los recursos multimedia, con ayuda de la IA integrada de Android Studio, generé las imágenes</w:t>
+      </w:r>
+      <w:r>
+        <w:t>,</w:t>
+      </w:r>
+      <w:r>
+        <w:t xml:space="preserve"> </w:t>
+      </w:r>
+      <w:r>
+        <w:t xml:space="preserve">animaciones y sonidos </w:t>
+      </w:r>
+      <w:r>
+        <w:t>utilizados y l</w:t>
+      </w:r>
+      <w:r>
+        <w:t xml:space="preserve">uego los integré dentro de las pantallas del juego, utilizando </w:t>
+      </w:r>
+      <w:r>
+        <w:t xml:space="preserve">(para los sonidos) </w:t>
+      </w:r>
+      <w:r>
+        <w:t xml:space="preserve">la clase </w:t>
+      </w:r>
+      <w:proofErr w:type="spellStart"/>
+      <w:r>
+        <w:t>SoundManager.kt</w:t>
+      </w:r>
+      <w:proofErr w:type="spellEnd"/>
+      <w:r>
+        <w:t xml:space="preserve"> que hace uso de </w:t>
+      </w:r>
+      <w:proofErr w:type="spellStart"/>
+      <w:r>
+        <w:t>android.media</w:t>
+      </w:r>
+      <w:proofErr w:type="spellEnd"/>
+      <w:r>
+        <w:t xml:space="preserve">. </w:t>
+      </w:r>
+    </w:p>
+    <w:p>
+      <w:pPr>
+        <w:pStyle w:val="Prrafodelista"/>
+        <w:numPr>
+          <w:ilvl w:val="0"/>
+          <w:numId w:val="11"/>
+        </w:numPr>
+      </w:pPr>
+      <w:r>
+        <w:t xml:space="preserve">Agregué luego la lógica para que los datos del avatar </w:t>
+      </w:r>
+      <w:r>
+        <w:t xml:space="preserve">ingresados por el usuario persistieran en </w:t>
+      </w:r>
+      <w:proofErr w:type="spellStart"/>
+      <w:r>
+        <w:t>SharedPreferences</w:t>
+      </w:r>
+      <w:proofErr w:type="spellEnd"/>
+      <w:r>
+        <w:t xml:space="preserve"> y se pudieran luego recuperar aunque se cierre la app. </w:t>
+      </w:r>
+    </w:p>
+    <w:p>
+      <w:pPr>
+        <w:pStyle w:val="Prrafodelista"/>
+        <w:numPr>
+          <w:ilvl w:val="0"/>
+          <w:numId w:val="11"/>
+        </w:numPr>
+      </w:pPr>
+      <w:r>
+        <w:t xml:space="preserve">Por último integré a la pantalla de resultado final del juego la visualización de un dato curioso elegido al azar de una lista </w:t>
+      </w:r>
+      <w:r>
+        <w:t>en formato JSON de datos basados en los alimentos seleccionables que ofrecemos en nuestro juego</w:t>
+      </w:r>
+      <w:r>
+        <w:t xml:space="preserve">. La clase </w:t>
+      </w:r>
+      <w:proofErr w:type="spellStart"/>
+      <w:r>
+        <w:t>DatoCuriosoRepository.kt</w:t>
+      </w:r>
+      <w:proofErr w:type="spellEnd"/>
+      <w:r>
+        <w:t xml:space="preserve"> recupera la lista completa del archivo </w:t>
+      </w:r>
+      <w:proofErr w:type="spellStart"/>
+      <w:r>
+        <w:t>datos_curiosos.json</w:t>
+      </w:r>
+      <w:proofErr w:type="spellEnd"/>
+      <w:r>
+        <w:t xml:space="preserve"> y luego selecciona uno al azar de alguno de los alimentos que el usuario seleccionó en su partida. El dato curioso se muestra cuando se pierde la partida y la idea es mostrarle al usuario alternativas a los alimentos </w:t>
+      </w:r>
+      <w:r>
+        <w:t xml:space="preserve">manos sanos que eligió o sugerencias de como cocinarlos de forma más saludable. </w:t>
+      </w:r>
     </w:p>
     <w:p>
       <w:pPr>
@@ -1542,6 +1771,119 @@
     </w:lvl>
   </w:abstractNum>
   <w:abstractNum w:abstractNumId="5" w15:restartNumberingAfterBreak="0">
+    <w:nsid w:val="4D3A7828"/>
+    <w:multiLevelType w:val="hybridMultilevel"/>
+    <w:tmpl w:val="56F67340"/>
+    <w:lvl w:ilvl="0" w:tplc="2C0A0003">
+      <w:start w:val="1"/>
+      <w:numFmt w:val="bullet"/>
+      <w:lvlText w:val="o"/>
+      <w:lvlJc w:val="left"/>
+      <w:pPr>
+        <w:ind w:left="360" w:hanging="360"/>
+      </w:pPr>
+      <w:rPr>
+        <w:rFonts w:ascii="Courier New" w:hAnsi="Courier New" w:cs="Courier New" w:hint="default"/>
+      </w:rPr>
+    </w:lvl>
+    <w:lvl w:ilvl="1" w:tplc="2C0A0003" w:tentative="1">
+      <w:start w:val="1"/>
+      <w:numFmt w:val="bullet"/>
+      <w:lvlText w:val="o"/>
+      <w:lvlJc w:val="left"/>
+      <w:pPr>
+        <w:ind w:left="1080" w:hanging="360"/>
+      </w:pPr>
+      <w:rPr>
+        <w:rFonts w:ascii="Courier New" w:hAnsi="Courier New" w:cs="Courier New" w:hint="default"/>
+      </w:rPr>
+    </w:lvl>
+    <w:lvl w:ilvl="2" w:tplc="2C0A0005" w:tentative="1">
+      <w:start w:val="1"/>
+      <w:numFmt w:val="bullet"/>
+      <w:lvlText w:val=""/>
+      <w:lvlJc w:val="left"/>
+      <w:pPr>
+        <w:ind w:left="1800" w:hanging="360"/>
+      </w:pPr>
+      <w:rPr>
+        <w:rFonts w:ascii="Wingdings" w:hAnsi="Wingdings" w:hint="default"/>
+      </w:rPr>
+    </w:lvl>
+    <w:lvl w:ilvl="3" w:tplc="2C0A0001" w:tentative="1">
+      <w:start w:val="1"/>
+      <w:numFmt w:val="bullet"/>
+      <w:lvlText w:val=""/>
+      <w:lvlJc w:val="left"/>
+      <w:pPr>
+        <w:ind w:left="2520" w:hanging="360"/>
+      </w:pPr>
+      <w:rPr>
+        <w:rFonts w:ascii="Symbol" w:hAnsi="Symbol" w:hint="default"/>
+      </w:rPr>
+    </w:lvl>
+    <w:lvl w:ilvl="4" w:tplc="2C0A0003" w:tentative="1">
+      <w:start w:val="1"/>
+      <w:numFmt w:val="bullet"/>
+      <w:lvlText w:val="o"/>
+      <w:lvlJc w:val="left"/>
+      <w:pPr>
+        <w:ind w:left="3240" w:hanging="360"/>
+      </w:pPr>
+      <w:rPr>
+        <w:rFonts w:ascii="Courier New" w:hAnsi="Courier New" w:cs="Courier New" w:hint="default"/>
+      </w:rPr>
+    </w:lvl>
+    <w:lvl w:ilvl="5" w:tplc="2C0A0005" w:tentative="1">
+      <w:start w:val="1"/>
+      <w:numFmt w:val="bullet"/>
+      <w:lvlText w:val=""/>
+      <w:lvlJc w:val="left"/>
+      <w:pPr>
+        <w:ind w:left="3960" w:hanging="360"/>
+      </w:pPr>
+      <w:rPr>
+        <w:rFonts w:ascii="Wingdings" w:hAnsi="Wingdings" w:hint="default"/>
+      </w:rPr>
+    </w:lvl>
+    <w:lvl w:ilvl="6" w:tplc="2C0A0001" w:tentative="1">
+      <w:start w:val="1"/>
+      <w:numFmt w:val="bullet"/>
+      <w:lvlText w:val=""/>
+      <w:lvlJc w:val="left"/>
+      <w:pPr>
+        <w:ind w:left="4680" w:hanging="360"/>
+      </w:pPr>
+      <w:rPr>
+        <w:rFonts w:ascii="Symbol" w:hAnsi="Symbol" w:hint="default"/>
+      </w:rPr>
+    </w:lvl>
+    <w:lvl w:ilvl="7" w:tplc="2C0A0003" w:tentative="1">
+      <w:start w:val="1"/>
+      <w:numFmt w:val="bullet"/>
+      <w:lvlText w:val="o"/>
+      <w:lvlJc w:val="left"/>
+      <w:pPr>
+        <w:ind w:left="5400" w:hanging="360"/>
+      </w:pPr>
+      <w:rPr>
+        <w:rFonts w:ascii="Courier New" w:hAnsi="Courier New" w:cs="Courier New" w:hint="default"/>
+      </w:rPr>
+    </w:lvl>
+    <w:lvl w:ilvl="8" w:tplc="2C0A0005" w:tentative="1">
+      <w:start w:val="1"/>
+      <w:numFmt w:val="bullet"/>
+      <w:lvlText w:val=""/>
+      <w:lvlJc w:val="left"/>
+      <w:pPr>
+        <w:ind w:left="6120" w:hanging="360"/>
+      </w:pPr>
+      <w:rPr>
+        <w:rFonts w:ascii="Wingdings" w:hAnsi="Wingdings" w:hint="default"/>
+      </w:rPr>
+    </w:lvl>
+  </w:abstractNum>
+  <w:abstractNum w:abstractNumId="6" w15:restartNumberingAfterBreak="0">
     <w:nsid w:val="544D6225"/>
     <w:multiLevelType w:val="multilevel"/>
     <w:tmpl w:val="BD3E9ED2"/>
@@ -1658,7 +2000,7 @@
       </w:pPr>
     </w:lvl>
   </w:abstractNum>
-  <w:abstractNum w:abstractNumId="6" w15:restartNumberingAfterBreak="0">
+  <w:abstractNum w:abstractNumId="7" w15:restartNumberingAfterBreak="0">
     <w:nsid w:val="563566DA"/>
     <w:multiLevelType w:val="multilevel"/>
     <w:tmpl w:val="2C288344"/>
@@ -1771,7 +2113,7 @@
       </w:pPr>
     </w:lvl>
   </w:abstractNum>
-  <w:abstractNum w:abstractNumId="7" w15:restartNumberingAfterBreak="0">
+  <w:abstractNum w:abstractNumId="8" w15:restartNumberingAfterBreak="0">
     <w:nsid w:val="58EA4FE3"/>
     <w:multiLevelType w:val="multilevel"/>
     <w:tmpl w:val="11CE5E96"/>
@@ -1920,7 +2262,7 @@
       </w:rPr>
     </w:lvl>
   </w:abstractNum>
-  <w:abstractNum w:abstractNumId="8" w15:restartNumberingAfterBreak="0">
+  <w:abstractNum w:abstractNumId="9" w15:restartNumberingAfterBreak="0">
     <w:nsid w:val="6B7359E1"/>
     <w:multiLevelType w:val="multilevel"/>
     <w:tmpl w:val="CC4050BE"/>
@@ -2033,7 +2375,7 @@
       </w:pPr>
     </w:lvl>
   </w:abstractNum>
-  <w:abstractNum w:abstractNumId="9" w15:restartNumberingAfterBreak="0">
+  <w:abstractNum w:abstractNumId="10" w15:restartNumberingAfterBreak="0">
     <w:nsid w:val="761133CE"/>
     <w:multiLevelType w:val="multilevel"/>
     <w:tmpl w:val="53602096"/>
@@ -2150,13 +2492,13 @@
     <w:abstractNumId w:val="1"/>
   </w:num>
   <w:num w:numId="2" w16cid:durableId="1136096840">
-    <w:abstractNumId w:val="5"/>
+    <w:abstractNumId w:val="6"/>
   </w:num>
   <w:num w:numId="3" w16cid:durableId="166098124">
-    <w:abstractNumId w:val="8"/>
+    <w:abstractNumId w:val="9"/>
   </w:num>
   <w:num w:numId="4" w16cid:durableId="688066135">
-    <w:abstractNumId w:val="9"/>
+    <w:abstractNumId w:val="10"/>
     <w:lvlOverride w:ilvl="0">
       <w:lvl w:ilvl="0">
         <w:numFmt w:val="decimal"/>
@@ -2166,7 +2508,7 @@
     </w:lvlOverride>
   </w:num>
   <w:num w:numId="5" w16cid:durableId="1108306120">
-    <w:abstractNumId w:val="6"/>
+    <w:abstractNumId w:val="7"/>
     <w:lvlOverride w:ilvl="0">
       <w:lvl w:ilvl="0">
         <w:numFmt w:val="decimal"/>
@@ -2202,7 +2544,7 @@
     </w:lvlOverride>
   </w:num>
   <w:num w:numId="9" w16cid:durableId="2048875601">
-    <w:abstractNumId w:val="7"/>
+    <w:abstractNumId w:val="8"/>
     <w:lvlOverride w:ilvl="0">
       <w:lvl w:ilvl="0">
         <w:numFmt w:val="bullet"/>
@@ -2240,6 +2582,9 @@
         </w:rPr>
       </w:lvl>
     </w:lvlOverride>
+  </w:num>
+  <w:num w:numId="11" w16cid:durableId="1774784407">
+    <w:abstractNumId w:val="5"/>
   </w:num>
 </w:numbering>
 </file>
@@ -2776,7 +3121,7 @@
       <w:rFonts w:eastAsiaTheme="majorEastAsia" w:cstheme="majorBidi"/>
       <w:i/>
       <w:iCs/>
-      <w:color w:val="595959" w:themeColor="text1" w:themeTint="A6"/>
+      <w:color w:val="F5F5F5" w:themeColor="text1" w:themeTint="A6"/>
     </w:rPr>
   </w:style>
   <w:style w:type="paragraph" w:styleId="Ttulo7">
@@ -2797,7 +3142,7 @@
     </w:pPr>
     <w:rPr>
       <w:rFonts w:eastAsiaTheme="majorEastAsia" w:cstheme="majorBidi"/>
-      <w:color w:val="595959" w:themeColor="text1" w:themeTint="A6"/>
+      <w:color w:val="F5F5F5" w:themeColor="text1" w:themeTint="A6"/>
     </w:rPr>
   </w:style>
   <w:style w:type="paragraph" w:styleId="Ttulo8">
@@ -2820,7 +3165,7 @@
       <w:rFonts w:eastAsiaTheme="majorEastAsia" w:cstheme="majorBidi"/>
       <w:i/>
       <w:iCs/>
-      <w:color w:val="272727" w:themeColor="text1" w:themeTint="D8"/>
+      <w:color w:val="F2F2F2" w:themeColor="text1" w:themeTint="D8"/>
     </w:rPr>
   </w:style>
   <w:style w:type="paragraph" w:styleId="Ttulo9">
@@ -2841,12 +3186,13 @@
     </w:pPr>
     <w:rPr>
       <w:rFonts w:eastAsiaTheme="majorEastAsia" w:cstheme="majorBidi"/>
-      <w:color w:val="272727" w:themeColor="text1" w:themeTint="D8"/>
+      <w:color w:val="F2F2F2" w:themeColor="text1" w:themeTint="D8"/>
     </w:rPr>
   </w:style>
   <w:style w:type="character" w:default="1" w:styleId="Fuentedeprrafopredeter">
     <w:name w:val="Default Paragraph Font"/>
     <w:uiPriority w:val="1"/>
+    <w:semiHidden/>
     <w:unhideWhenUsed/>
   </w:style>
   <w:style w:type="table" w:default="1" w:styleId="Tablanormal">
@@ -2948,7 +3294,7 @@
       <w:rFonts w:eastAsiaTheme="majorEastAsia" w:cstheme="majorBidi"/>
       <w:i/>
       <w:iCs/>
-      <w:color w:val="595959" w:themeColor="text1" w:themeTint="A6"/>
+      <w:color w:val="F5F5F5" w:themeColor="text1" w:themeTint="A6"/>
     </w:rPr>
   </w:style>
   <w:style w:type="character" w:customStyle="1" w:styleId="Ttulo7Car">
@@ -2960,7 +3306,7 @@
     <w:rsid w:val="00944DF8"/>
     <w:rPr>
       <w:rFonts w:eastAsiaTheme="majorEastAsia" w:cstheme="majorBidi"/>
-      <w:color w:val="595959" w:themeColor="text1" w:themeTint="A6"/>
+      <w:color w:val="F5F5F5" w:themeColor="text1" w:themeTint="A6"/>
     </w:rPr>
   </w:style>
   <w:style w:type="character" w:customStyle="1" w:styleId="Ttulo8Car">
@@ -2974,7 +3320,7 @@
       <w:rFonts w:eastAsiaTheme="majorEastAsia" w:cstheme="majorBidi"/>
       <w:i/>
       <w:iCs/>
-      <w:color w:val="272727" w:themeColor="text1" w:themeTint="D8"/>
+      <w:color w:val="F2F2F2" w:themeColor="text1" w:themeTint="D8"/>
     </w:rPr>
   </w:style>
   <w:style w:type="character" w:customStyle="1" w:styleId="Ttulo9Car">
@@ -2986,7 +3332,7 @@
     <w:rsid w:val="00944DF8"/>
     <w:rPr>
       <w:rFonts w:eastAsiaTheme="majorEastAsia" w:cstheme="majorBidi"/>
-      <w:color w:val="272727" w:themeColor="text1" w:themeTint="D8"/>
+      <w:color w:val="F2F2F2" w:themeColor="text1" w:themeTint="D8"/>
     </w:rPr>
   </w:style>
   <w:style w:type="paragraph" w:styleId="Ttulo">
@@ -3038,7 +3384,7 @@
     </w:pPr>
     <w:rPr>
       <w:rFonts w:eastAsiaTheme="majorEastAsia" w:cstheme="majorBidi"/>
-      <w:color w:val="595959" w:themeColor="text1" w:themeTint="A6"/>
+      <w:color w:val="F5F5F5" w:themeColor="text1" w:themeTint="A6"/>
       <w:spacing w:val="15"/>
       <w:sz w:val="28"/>
       <w:szCs w:val="28"/>
@@ -3052,7 +3398,7 @@
     <w:rsid w:val="00944DF8"/>
     <w:rPr>
       <w:rFonts w:eastAsiaTheme="majorEastAsia" w:cstheme="majorBidi"/>
-      <w:color w:val="595959" w:themeColor="text1" w:themeTint="A6"/>
+      <w:color w:val="F5F5F5" w:themeColor="text1" w:themeTint="A6"/>
       <w:spacing w:val="15"/>
       <w:sz w:val="28"/>
       <w:szCs w:val="28"/>
@@ -3073,7 +3419,7 @@
     <w:rPr>
       <w:i/>
       <w:iCs/>
-      <w:color w:val="404040" w:themeColor="text1" w:themeTint="BF"/>
+      <w:color w:val="F3F3F3" w:themeColor="text1" w:themeTint="BF"/>
     </w:rPr>
   </w:style>
   <w:style w:type="character" w:customStyle="1" w:styleId="CitaCar">
@@ -3085,7 +3431,7 @@
     <w:rPr>
       <w:i/>
       <w:iCs/>
-      <w:color w:val="404040" w:themeColor="text1" w:themeTint="BF"/>
+      <w:color w:val="F3F3F3" w:themeColor="text1" w:themeTint="BF"/>
     </w:rPr>
   </w:style>
   <w:style w:type="paragraph" w:styleId="Prrafodelista">
@@ -3168,10 +3514,10 @@
   <a:themeElements>
     <a:clrScheme name="Office">
       <a:dk1>
-        <a:sysClr val="windowText" lastClr="000000"/>
+        <a:sysClr val="windowText" lastClr="F0F0F0"/>
       </a:dk1>
       <a:lt1>
-        <a:sysClr val="window" lastClr="FFFFFF"/>
+        <a:sysClr val="window" lastClr="000000"/>
       </a:lt1>
       <a:dk2>
         <a:srgbClr val="0E2841"/>

--- a/PUNTO 8.docx
+++ b/PUNTO 8.docx
@@ -4,70 +4,92 @@
   <w:body>
     <w:p>
       <w:r>
-        <w:t>PUNTO 8: ARCHIVO EN FORMATO DE PDF</w:t>
-      </w:r>
-    </w:p>
-    <w:p/>
-    <w:p>
-      <w:r>
-        <w:t>01)</w:t>
-      </w:r>
-      <w:r>
-        <w:tab/>
-        <w:t xml:space="preserve">CODIGO FUENTE DE LA APLICACION </w:t>
-      </w:r>
-    </w:p>
-    <w:p/>
-    <w:p>
-      <w:r>
-        <w:t>02)</w:t>
-      </w:r>
-      <w:r>
-        <w:tab/>
-        <w:t xml:space="preserve">RECURSOS NECESARIOS PARA EJECUTARLA </w:t>
-      </w:r>
-    </w:p>
-    <w:p/>
-    <w:p>
-      <w:r>
-        <w:t>03)</w:t>
-      </w:r>
-      <w:r>
-        <w:tab/>
-        <w:t>DOCUMENTACION</w:t>
-      </w:r>
-    </w:p>
-    <w:p/>
-    <w:p>
-      <w:r>
-        <w:t>04)</w:t>
-      </w:r>
-      <w:r>
-        <w:tab/>
-        <w:t>ENLACE DE PROTOTIPO</w:t>
-      </w:r>
-    </w:p>
-    <w:p/>
-    <w:p>
-      <w:r>
-        <w:t>05)</w:t>
-      </w:r>
-      <w:r>
-        <w:tab/>
-        <w:t>DESIGN SYSTEM O ENLACE DEL MISMO</w:t>
-      </w:r>
-    </w:p>
-    <w:p/>
-    <w:p>
-      <w:r>
-        <w:t>06)</w:t>
-      </w:r>
-      <w:r>
-        <w:tab/>
+        <w:t>CODIGO FUENTE DE LA APLICACION, RECURSOS NECESARIOS PARA EJECUTARLA, DOCUMENTACION</w:t>
+      </w:r>
+    </w:p>
+    <w:p/>
+    <w:p>
+      <w:r>
+        <w:t>https://github.com/betanfer/app_mobile_alimentos_ultraprocesados</w:t>
+      </w:r>
+    </w:p>
+    <w:p/>
+    <w:p>
+      <w:r>
+        <w:t>ENLACE DE PROTOTIPO, DESIGN SYSTEM O ENLACE DEL MISMO</w:t>
+      </w:r>
+    </w:p>
+    <w:p>
+      <w:r>
+        <w:t>Prototipo: https://www.figma.com/design/zpR1UfmqXWgEzf0P6405iV/APP-CODIGO-VERDE?node-id=0-1&amp;p=f&amp;t=aLycGH9ywyDJjM1S-0</w:t>
+      </w:r>
+    </w:p>
+    <w:p/>
+    <w:p>
+      <w:pPr>
+        <w:rPr>
+          <w:lang w:val="en-US"/>
+        </w:rPr>
+      </w:pPr>
+      <w:r>
+        <w:rPr>
+          <w:lang w:val="en-US"/>
+        </w:rPr>
+        <w:t>Design system: https://www.figma.com/design/0FFUgH8JY8tdWQKZwHYNxw/C%25C3%25B3digo-Verde?node-id=0-1&amp;t=0VIzUiV5ifSeNZAq-0</w:t>
+      </w:r>
+    </w:p>
+    <w:p>
+      <w:pPr>
+        <w:rPr>
+          <w:lang w:val="en-US"/>
+        </w:rPr>
+      </w:pPr>
+    </w:p>
+    <w:p>
+      <w:r>
+        <w:t xml:space="preserve">Recursos: </w:t>
+      </w:r>
+    </w:p>
+    <w:p>
+      <w:r>
+        <w:t>Paleta de colore: https://palettechecker.com/#BA5A5A-F7E49B-A4CE8B-86BCBD-E7F1F2-172929</w:t>
+      </w:r>
+    </w:p>
+    <w:p>
+      <w:r>
+        <w:t>Fuente: https://opendyslexic.org/</w:t>
+      </w:r>
+    </w:p>
+    <w:p>
+      <w:r>
+        <w:t>Botones, estilos, componentes:</w:t>
+      </w:r>
+    </w:p>
+    <w:p>
+      <w:r>
+        <w:t>https://www.figma.com/design/iT747ijREVzySCe8EmBYUf/Shoping-App-Iphone--Community-?node-id=0-1&amp;t=K2vAHkjHIwJmOgZa-0</w:t>
+      </w:r>
+    </w:p>
+    <w:p/>
+    <w:p>
+      <w:r>
+        <w:t>https://www.figma.com/design/wMrYdqKOV5LTSREcoZhzVp/Interactive-Buttons-set-by-Nikica--Community-?node-id=1-201&amp;t=HoOUF0pyxdwoKqO5-0</w:t>
+      </w:r>
+    </w:p>
+    <w:p/>
+    <w:p>
+      <w:r>
+        <w:t>https://www.figma.com/design/ppNLYbER8ipWWv9QGg1O5h/Trendy-Buttons--Community-?node-id=0-1&amp;t=ixudjyP6TBaGs03A-0</w:t>
+      </w:r>
+    </w:p>
+    <w:p/>
+    <w:p/>
+    <w:p/>
+    <w:p>
+      <w:r>
         <w:t>IDENTIFICACION DE LOS INTEGRANTES Y SUS APORTES</w:t>
       </w:r>
     </w:p>
-    <w:p/>
     <w:p>
       <w:r>
         <w:t xml:space="preserve">Betancor Fernando Javier </w:t>
@@ -96,15 +118,11 @@
       </w:r>
       <w:proofErr w:type="spellEnd"/>
       <w:r>
-        <w:t xml:space="preserve">, mi participación principal se centró en dar los primeros </w:t>
-      </w:r>
-      <w:proofErr w:type="gramStart"/>
-      <w:r>
-        <w:t>pasos  implementación</w:t>
-      </w:r>
-      <w:proofErr w:type="gramEnd"/>
-      <w:r>
-        <w:t xml:space="preserve"> de la estructura lógica y la configuración inicial de la aplicación en Android Studio utilizando </w:t>
+        <w:t xml:space="preserve">, mi participación principal se centró en dar los primeros pasos  implementación de la estructura lógica y la configuración inicial de la </w:t>
+      </w:r>
+      <w:r>
+        <w:lastRenderedPageBreak/>
+        <w:t xml:space="preserve">aplicación en Android Studio utilizando </w:t>
       </w:r>
       <w:proofErr w:type="spellStart"/>
       <w:r>
@@ -165,6 +183,104 @@
       <w:r>
         <w:tab/>
         <w:t>Alimento: Creación de la clase de modelo y sus respectivas variables para definir la estructura de los datos de los alimentos gestionados en la aplicación.</w:t>
+      </w:r>
+    </w:p>
+    <w:p/>
+    <w:p>
+      <w:r>
+        <w:t>o</w:t>
+      </w:r>
+      <w:r>
+        <w:tab/>
+      </w:r>
+      <w:proofErr w:type="spellStart"/>
+      <w:r>
+        <w:t>AlimentoRepository</w:t>
+      </w:r>
+      <w:proofErr w:type="spellEnd"/>
+      <w:r>
+        <w:t>: Implementación del repositorio encargado de centralizar y administrar la lógica de acceso y almacenamiento de los datos de los alimentos, facilitando la separación de responsabilidades en la arquitectura.</w:t>
+      </w:r>
+    </w:p>
+    <w:p/>
+    <w:p>
+      <w:r>
+        <w:t>3.</w:t>
+      </w:r>
+      <w:r>
+        <w:tab/>
+        <w:t>Definición de Clases de Entidad y Gestión de Avatares:</w:t>
+      </w:r>
+    </w:p>
+    <w:p/>
+    <w:p>
+      <w:r>
+        <w:t>o</w:t>
+      </w:r>
+      <w:r>
+        <w:tab/>
+        <w:t>Avatar: Creación de la clase y definición de variables lógicas para el manejo, personalización y estados del avatar dentro de la experiencia de la aplicación.</w:t>
+      </w:r>
+    </w:p>
+    <w:p/>
+    <w:p>
+      <w:r>
+        <w:t>4.</w:t>
+      </w:r>
+      <w:r>
+        <w:tab/>
+        <w:t>Implementación de Actividades Principales (</w:t>
+      </w:r>
+      <w:proofErr w:type="spellStart"/>
+      <w:r>
+        <w:t>Activities</w:t>
+      </w:r>
+      <w:proofErr w:type="spellEnd"/>
+      <w:r>
+        <w:t>):</w:t>
+      </w:r>
+    </w:p>
+    <w:p>
+      <w:r>
+        <w:t>o</w:t>
+      </w:r>
+      <w:r>
+        <w:tab/>
+      </w:r>
+      <w:proofErr w:type="spellStart"/>
+      <w:r>
+        <w:t>JuegoBandejaActivity</w:t>
+      </w:r>
+      <w:proofErr w:type="spellEnd"/>
+      <w:r>
+        <w:t>: Desarrollo de la lógica y la gestión de variables para la interfaz interactiva del juego de la bandeja.</w:t>
+      </w:r>
+    </w:p>
+    <w:p/>
+    <w:p>
+      <w:r>
+        <w:t>o</w:t>
+      </w:r>
+      <w:r>
+        <w:tab/>
+        <w:t>Paso1AvatarActivity: Creación de la actividad y la lógica correspondiente para el flujo de selección o configuración inicial del avatar.</w:t>
+      </w:r>
+    </w:p>
+    <w:p/>
+    <w:p>
+      <w:r>
+        <w:t>o</w:t>
+      </w:r>
+      <w:r>
+        <w:tab/>
+      </w:r>
+      <w:proofErr w:type="spellStart"/>
+      <w:r>
+        <w:t>SeleccionHorarioActivity</w:t>
+      </w:r>
+      <w:proofErr w:type="spellEnd"/>
+      <w:r>
+        <w:t>: Implementación de la lógica para la gestión y elección de horarios dentro de la aplicación.</w:t>
       </w:r>
     </w:p>
     <w:p/>
@@ -178,21 +294,128 @@
       </w:r>
       <w:proofErr w:type="spellStart"/>
       <w:r>
-        <w:t>AlimentoRepository</w:t>
-      </w:r>
-      <w:proofErr w:type="spellEnd"/>
-      <w:r>
-        <w:t>: Implementación del repositorio encargado de centralizar y administrar la lógica de acceso y almacenamiento de los datos de los alimentos, facilitando la separación de responsabilidades en la arquitectura.</w:t>
-      </w:r>
-    </w:p>
-    <w:p/>
+        <w:t>ResultadoActivity</w:t>
+      </w:r>
+      <w:proofErr w:type="spellEnd"/>
+      <w:r>
+        <w:t>: Desarrollo de la actividad encargada de procesar, calcular y mostrar los resultados finales al usuario de manera dinámica.</w:t>
+      </w:r>
+    </w:p>
+    <w:p/>
+    <w:p>
+      <w:r>
+        <w:t xml:space="preserve">Por otro lado, realice la creación de un menú de alimentos, el cual paso a explicar. </w:t>
+      </w:r>
+    </w:p>
+    <w:p>
+      <w:r>
+        <w:t xml:space="preserve">La aplicación móvil nace de una necesidad clave en la adolescencia: transformar la manera en que los jóvenes se relacionan con la comida. Sabemos que a esta edad las elecciones alimenticias suelen verse influenciadas por la practicidad o el </w:t>
+      </w:r>
+      <w:proofErr w:type="spellStart"/>
+      <w:r>
+        <w:t>ultraprocesamiento</w:t>
+      </w:r>
+      <w:proofErr w:type="spellEnd"/>
+      <w:r>
+        <w:t>. Nuestro objetivo es concientizar sobre una alimentación sana y equilibrada a través de la gamificación, logrando que aprender a comer bien sea dinámico, divertido y visual."</w:t>
+      </w:r>
+    </w:p>
+    <w:p>
+      <w:r>
+        <w:t xml:space="preserve"> </w:t>
+      </w:r>
+    </w:p>
+    <w:p>
+      <w:r>
+        <w:t>"Para construir la lógica del juego, desarrollamos un menú dividido en las cuatro comidas principales: desayuno, almuerzo, merienda y cena. En cada una, seleccionamos tanto opciones saludables —como avena, semillas, vegetales, carnes magras y legumbres— como opciones no saludables de consumo habitual, tales como ultraprocesados, frituras o azúcares refinados."</w:t>
+      </w:r>
+    </w:p>
+    <w:p>
+      <w:r>
+        <w:t xml:space="preserve"> </w:t>
+      </w:r>
+    </w:p>
+    <w:p>
+      <w:r>
+        <w:t>"Para evaluar cada elección del usuario en la experiencia de juego, establecimos un sistema de puntuación tripartito enfocado en tres pilares:</w:t>
+      </w:r>
+    </w:p>
+    <w:p/>
+    <w:p/>
+    <w:p>
+      <w:r>
+        <w:t>1.</w:t>
+      </w:r>
+      <w:r>
+        <w:tab/>
+        <w:t>Nivel Saludable: Otorga un puntaje positivo de +2 a las alternativas nutritivas e integrales, mientras que asigna un valor negativo de -1 a los ultraprocesados.</w:t>
+      </w:r>
+    </w:p>
+    <w:p>
+      <w:r>
+        <w:t xml:space="preserve"> </w:t>
+      </w:r>
+    </w:p>
+    <w:p>
+      <w:r>
+        <w:t>2.</w:t>
+      </w:r>
+      <w:r>
+        <w:tab/>
+        <w:t>Vitalidad: Refleja la energía limpia que aporta el alimento. Los alimentos nutritivos suman hasta +2 puntos de vitalidad, mientras que las opciones ultraprocesadas restan -1 punto debido a los picos y caídas bruscas de azúcar y grasas.</w:t>
+      </w:r>
+    </w:p>
+    <w:p>
+      <w:r>
+        <w:t xml:space="preserve"> </w:t>
+      </w:r>
+    </w:p>
     <w:p>
       <w:r>
         <w:t>3.</w:t>
       </w:r>
       <w:r>
         <w:tab/>
-        <w:t>Definición de Clases de Entidad y Gestión de Avatares:</w:t>
+        <w:t>Saciedad: Evalúa la capacidad del alimento para mantener satisfecho al usuario. Aquí, alimentos ricos en fibra o proteína otorgan hasta +2 puntos, mientras que los snacks y bebidas azucaradas obtienen valores neutros o negativos por su baja densidad nutricional.</w:t>
+      </w:r>
+    </w:p>
+    <w:p>
+      <w:r>
+        <w:t xml:space="preserve"> </w:t>
+      </w:r>
+    </w:p>
+    <w:p>
+      <w:r>
+        <w:t>De esta forma, cada plato armado impacta directamente en las métricas de salud de la aplicación, incentivando a los adolescentes a tomar decisiones más conscientes en su día a día."</w:t>
+      </w:r>
+    </w:p>
+    <w:p>
+      <w:r>
+        <w:t>Puntos clave que fundamentan el guion (para tu consulta personal):</w:t>
+      </w:r>
+    </w:p>
+    <w:p>
+      <w:r>
+        <w:t>•</w:t>
+      </w:r>
+      <w:r>
+        <w:tab/>
+        <w:t>Categorías evaluadas: Desayuno, Almuerzo, Merienda y Cena.</w:t>
+      </w:r>
+    </w:p>
+    <w:p>
+      <w:r>
+        <w:lastRenderedPageBreak/>
+        <w:t xml:space="preserve"> </w:t>
+      </w:r>
+    </w:p>
+    <w:p>
+      <w:r>
+        <w:t>•</w:t>
+      </w:r>
+      <w:r>
+        <w:tab/>
+        <w:t>Criterios de valoración en el menú:</w:t>
       </w:r>
     </w:p>
     <w:p/>
@@ -202,25 +425,12 @@
       </w:r>
       <w:r>
         <w:tab/>
-        <w:t>Avatar: Creación de la clase y definición de variables lógicas para el manejo, personalización y estados del avatar dentro de la experiencia de la aplicación.</w:t>
-      </w:r>
-    </w:p>
-    <w:p/>
-    <w:p>
-      <w:r>
-        <w:t>4.</w:t>
-      </w:r>
-      <w:r>
-        <w:tab/>
-        <w:t>Implementación de Actividades Principales (</w:t>
-      </w:r>
-      <w:proofErr w:type="spellStart"/>
-      <w:r>
-        <w:t>Activities</w:t>
-      </w:r>
-      <w:proofErr w:type="spellEnd"/>
-      <w:r>
-        <w:t>):</w:t>
+        <w:t>Nivel Saludable: +2 (Saludable) / -1 (No saludable).</w:t>
+      </w:r>
+    </w:p>
+    <w:p>
+      <w:r>
+        <w:t xml:space="preserve"> </w:t>
       </w:r>
     </w:p>
     <w:p>
@@ -229,190 +439,254 @@
       </w:r>
       <w:r>
         <w:tab/>
-      </w:r>
-      <w:proofErr w:type="spellStart"/>
-      <w:r>
-        <w:t>JuegoBandejaActivity</w:t>
-      </w:r>
-      <w:proofErr w:type="spellEnd"/>
-      <w:r>
-        <w:t>: Desarrollo de la lógica y la gestión de variables para la interfaz interactiva del juego de la bandeja.</w:t>
-      </w:r>
-    </w:p>
-    <w:p/>
+        <w:t>Saciedad: Escala de -1 a 2.</w:t>
+      </w:r>
+    </w:p>
+    <w:p>
+      <w:r>
+        <w:t xml:space="preserve"> </w:t>
+      </w:r>
+    </w:p>
     <w:p>
       <w:r>
         <w:t>o</w:t>
       </w:r>
       <w:r>
         <w:tab/>
-        <w:t>Paso1AvatarActivity: Creación de la actividad y la lógica correspondiente para el flujo de selección o configuración inicial del avatar.</w:t>
-      </w:r>
-    </w:p>
-    <w:p/>
+        <w:t>Vitalidad: +2 o +1 (Aporte sostenido) / -1 (Baja vitalidad o pesadez).</w:t>
+      </w:r>
+    </w:p>
+    <w:p/>
+    <w:p/>
+    <w:p>
+      <w:r>
+        <w:t>Lucas Rey</w:t>
+      </w:r>
+    </w:p>
+    <w:p>
+      <w:r>
+        <w:t>Me encargué de crear el relato del juego, es decir, los pasos que realiza el jugador para cumplir el objetivo del juego, y la navegación entre pantallas:</w:t>
+      </w:r>
+    </w:p>
+    <w:p>
+      <w:r>
+        <w:t>o En la primera pantalla se le da a elegir al jugador la comida (desayuno, almuerzo, merienda o cena) según la hora del día o a voluntad.</w:t>
+      </w:r>
+    </w:p>
+    <w:p>
+      <w:r>
+        <w:t>o En la pantalla de juego, elegirá tres comidas en un lapso de 30 segundos.</w:t>
+      </w:r>
+    </w:p>
+    <w:p>
+      <w:r>
+        <w:t>o En la pantalla siguiente aparecerá la puntuación según lo que eligió.</w:t>
+      </w:r>
+    </w:p>
+    <w:p>
+      <w:r>
+        <w:t xml:space="preserve">También me encargué del temporizador de cuenta atrás, el cual se programó el funcionamiento según los estados de la pantalla controlada por el archivo </w:t>
+      </w:r>
+      <w:proofErr w:type="spellStart"/>
+      <w:r>
+        <w:t>JuegoActivity.kt</w:t>
+      </w:r>
+      <w:proofErr w:type="spellEnd"/>
+      <w:r>
+        <w:t>, que controla la pantalla de juego</w:t>
+      </w:r>
+    </w:p>
+    <w:p>
+      <w:r>
+        <w:t xml:space="preserve">Para que el temporizador no se reinicie ante un giro de pantalla, se debió implementarlo en el </w:t>
+      </w:r>
+      <w:proofErr w:type="spellStart"/>
+      <w:r>
+        <w:t>ViewModel</w:t>
+      </w:r>
+      <w:proofErr w:type="spellEnd"/>
+      <w:r>
+        <w:t xml:space="preserve"> de la pantalla de juego, que es el archivo </w:t>
+      </w:r>
+      <w:proofErr w:type="spellStart"/>
+      <w:r>
+        <w:t>JuegoViewModel</w:t>
+      </w:r>
+      <w:proofErr w:type="spellEnd"/>
+      <w:r>
+        <w:t>.</w:t>
+      </w:r>
+    </w:p>
+    <w:p/>
+    <w:p/>
+    <w:p>
+      <w:r>
+        <w:t xml:space="preserve">Stephany </w:t>
+      </w:r>
+      <w:proofErr w:type="spellStart"/>
+      <w:r>
+        <w:t>Rodriguez</w:t>
+      </w:r>
+      <w:proofErr w:type="spellEnd"/>
+    </w:p>
+    <w:p>
+      <w:r>
+        <w:t xml:space="preserve">Yo me encargue de crear el nombre de la aplicación y el diseño del logo de la misma, también pasar al </w:t>
+      </w:r>
+      <w:proofErr w:type="spellStart"/>
+      <w:r>
+        <w:t>figma</w:t>
+      </w:r>
+      <w:proofErr w:type="spellEnd"/>
+      <w:r>
+        <w:t xml:space="preserve"> las ideas de mis compañeros para poder tener la guía de como queríamos que se plasmara en el Android Studio las pantallas.</w:t>
+      </w:r>
+    </w:p>
+    <w:p>
+      <w:r>
+        <w:t xml:space="preserve">Luego de eso, pase al Android Studio y cree las primeras tres pantallas que </w:t>
+      </w:r>
+      <w:proofErr w:type="spellStart"/>
+      <w:r>
+        <w:t>seria</w:t>
+      </w:r>
+      <w:proofErr w:type="spellEnd"/>
+      <w:r>
+        <w:t xml:space="preserve">: </w:t>
+      </w:r>
+    </w:p>
+    <w:p>
+      <w:r>
+        <w:t xml:space="preserve">• Pantalla de inicio de la aplicación, que es al abrir la misma </w:t>
+      </w:r>
+    </w:p>
+    <w:p>
+      <w:r>
+        <w:t>• Pantalla de inicio del juego</w:t>
+      </w:r>
+    </w:p>
+    <w:p>
+      <w:r>
+        <w:t>• Pantalla de selección de menú</w:t>
+      </w:r>
+    </w:p>
+    <w:p>
+      <w:r>
+        <w:t>• Pantalla de juego</w:t>
+      </w:r>
+    </w:p>
+    <w:p>
+      <w:r>
+        <w:lastRenderedPageBreak/>
+        <w:t>Todas estas pantallas las cree de manera estática para que después mis compañeros pudieran agregar la movilidad de los mismos.</w:t>
+      </w:r>
+    </w:p>
+    <w:p/>
+    <w:p>
+      <w:r>
+        <w:t>Julia Scodelari</w:t>
+      </w:r>
+    </w:p>
+    <w:p>
+      <w:r>
+        <w:t xml:space="preserve">Por mi parte, me encargue, en principio de diseñar la paleta de colores que utilizamos en la aplicación, ensaye diferentes opciones hasta dar con una que fuera colorida, poseyera buenos contrastes entre colores y cuyas paletas alternativas fueran también coloridas y atractivas. </w:t>
+      </w:r>
+    </w:p>
+    <w:p>
+      <w:r>
+        <w:t>Luego, mis principales contribuciones en el desarrollo de la aplicación incluyeron:</w:t>
+      </w:r>
+    </w:p>
     <w:p>
       <w:r>
         <w:t>o</w:t>
       </w:r>
       <w:r>
         <w:tab/>
-      </w:r>
-      <w:proofErr w:type="spellStart"/>
-      <w:r>
-        <w:t>SeleccionHorarioActivity</w:t>
-      </w:r>
-      <w:proofErr w:type="spellEnd"/>
-      <w:r>
-        <w:t>: Implementación de la lógica para la gestión y elección de horarios dentro de la aplicación.</w:t>
-      </w:r>
-    </w:p>
-    <w:p/>
+        <w:t xml:space="preserve">La creación de estilos reutilizables para poder aplicar fácilmente la paleta de colores elegida y los estilos de los botones en todas las pantallas del proyecto, en los archivos themes.xml, colors.xml y styles.xml. </w:t>
+      </w:r>
+    </w:p>
     <w:p>
       <w:r>
         <w:t>o</w:t>
       </w:r>
       <w:r>
         <w:tab/>
-      </w:r>
-      <w:proofErr w:type="spellStart"/>
-      <w:r>
-        <w:t>ResultadoActivity</w:t>
-      </w:r>
-      <w:proofErr w:type="spellEnd"/>
-      <w:r>
-        <w:t>: Desarrollo de la actividad encargada de procesar, calcular y mostrar los resultados finales al usuario de manera dinámica.</w:t>
-      </w:r>
-    </w:p>
-    <w:p/>
-    <w:p>
-      <w:r>
-        <w:t xml:space="preserve">Por otro lado, realice la creación de un menú de alimentos, el cual paso a explicar. </w:t>
-      </w:r>
-    </w:p>
-    <w:p>
-      <w:r>
-        <w:t xml:space="preserve">La aplicación móvil nace de una necesidad clave en la adolescencia: transformar la manera en que los jóvenes se relacionan con la comida. Sabemos que a esta edad las elecciones alimenticias suelen verse influenciadas por la practicidad o el </w:t>
-      </w:r>
-      <w:proofErr w:type="spellStart"/>
-      <w:r>
-        <w:t>ultraprocesamiento</w:t>
-      </w:r>
-      <w:proofErr w:type="spellEnd"/>
-      <w:r>
-        <w:t>. Nuestro objetivo es concientizar sobre una alimentación sana y equilibrada a través de la gamificación, logrando que aprender a comer bien sea dinámico, divertido y visual."</w:t>
-      </w:r>
-    </w:p>
-    <w:p>
+        <w:t xml:space="preserve">La implementación del patrón MVVM fue mi contribución más grande al proyecto, donde tome las pantallas y la lógica creada por mis compañeros de equipo y refactorice el proyecto para desacoplar de forma limpia la interfaz de usuario de la lógica de negocio y el acceso a datos. Además, en este paso del desarrollo aproveché para adaptar los </w:t>
+      </w:r>
+      <w:proofErr w:type="spellStart"/>
+      <w:r>
+        <w:t>ViewModels</w:t>
+      </w:r>
+      <w:proofErr w:type="spellEnd"/>
+      <w:r>
+        <w:t xml:space="preserve"> para retener y gestionar el estado de las vistas ante cambios de configuración de la pantalla, con lo que se evita la sobrecarga en las actividades y se garantiza un flujo de datos unidireccional y robusto.</w:t>
+      </w:r>
+    </w:p>
+    <w:p>
+      <w:r>
+        <w:t>o</w:t>
+      </w:r>
+      <w:r>
+        <w:tab/>
+        <w:t xml:space="preserve">Implementé la vista </w:t>
+      </w:r>
+      <w:proofErr w:type="spellStart"/>
+      <w:r>
+        <w:t>activity_menu_settings</w:t>
+      </w:r>
+      <w:proofErr w:type="spellEnd"/>
+      <w:r>
+        <w:t xml:space="preserve">. </w:t>
+      </w:r>
+      <w:proofErr w:type="spellStart"/>
+      <w:r>
+        <w:t>xml</w:t>
+      </w:r>
+      <w:proofErr w:type="spellEnd"/>
+      <w:r>
+        <w:t xml:space="preserve"> y su respectiva clase </w:t>
+      </w:r>
+      <w:proofErr w:type="spellStart"/>
+      <w:r>
+        <w:t>kotlin</w:t>
+      </w:r>
+      <w:proofErr w:type="spellEnd"/>
       <w:r>
         <w:t xml:space="preserve"> </w:t>
       </w:r>
-    </w:p>
-    <w:p>
-      <w:r>
-        <w:t>"Para construir la lógica del juego, desarrollamos un menú dividido en las cuatro comidas principales: desayuno, almuerzo, merienda y cena. En cada una, seleccionamos tanto opciones saludables —como avena, semillas, vegetales, carnes magras y legumbres— como opciones no saludables de consumo habitual, tales como ultraprocesados, frituras o azúcares refinados."</w:t>
-      </w:r>
-    </w:p>
-    <w:p>
-      <w:r>
-        <w:t xml:space="preserve"> </w:t>
-      </w:r>
-    </w:p>
-    <w:p>
-      <w:r>
-        <w:lastRenderedPageBreak/>
-        <w:t>"Para evaluar cada elección del usuario en la experiencia de juego, establecimos un sistema de puntuación tripartito enfocado en tres pilares:</w:t>
-      </w:r>
-    </w:p>
-    <w:p/>
-    <w:p/>
-    <w:p>
-      <w:r>
-        <w:t>1.</w:t>
-      </w:r>
-      <w:r>
-        <w:tab/>
-        <w:t>Nivel Saludable: Otorga un puntaje positivo de +2 a las alternativas nutritivas e integrales, mientras que asigna un valor negativo de -1 a los ultraprocesados.</w:t>
-      </w:r>
-    </w:p>
-    <w:p>
-      <w:r>
-        <w:t xml:space="preserve"> </w:t>
-      </w:r>
-    </w:p>
-    <w:p>
-      <w:r>
-        <w:t>2.</w:t>
-      </w:r>
-      <w:r>
-        <w:tab/>
-        <w:t>Vitalidad: Refleja la energía limpia que aporta el alimento. Los alimentos nutritivos suman hasta +2 puntos de vitalidad, mientras que las opciones ultraprocesadas restan -1 punto debido a los picos y caídas bruscas de azúcar y grasas.</w:t>
-      </w:r>
-    </w:p>
-    <w:p>
-      <w:r>
-        <w:t xml:space="preserve"> </w:t>
-      </w:r>
-    </w:p>
-    <w:p>
-      <w:r>
-        <w:t>3.</w:t>
-      </w:r>
-      <w:r>
-        <w:tab/>
-        <w:t>Saciedad: Evalúa la capacidad del alimento para mantener satisfecho al usuario. Aquí, alimentos ricos en fibra o proteína otorgan hasta +2 puntos, mientras que los snacks y bebidas azucaradas obtienen valores neutros o negativos por su baja densidad nutricional.</w:t>
-      </w:r>
-    </w:p>
-    <w:p>
-      <w:r>
-        <w:t xml:space="preserve"> </w:t>
-      </w:r>
-    </w:p>
-    <w:p>
-      <w:r>
-        <w:t>De esta forma, cada plato armado impacta directamente en las métricas de salud de la aplicación, incentivando a los adolescentes a tomar decisiones más conscientes en su día a día."</w:t>
-      </w:r>
-    </w:p>
-    <w:p>
-      <w:r>
-        <w:t>Puntos clave que fundamentan el guion (para tu consulta personal):</w:t>
-      </w:r>
-    </w:p>
-    <w:p>
-      <w:r>
-        <w:t>•</w:t>
-      </w:r>
-      <w:r>
-        <w:tab/>
-        <w:t>Categorías evaluadas: Desayuno, Almuerzo, Merienda y Cena.</w:t>
-      </w:r>
-    </w:p>
-    <w:p>
-      <w:r>
-        <w:t xml:space="preserve"> </w:t>
-      </w:r>
-    </w:p>
-    <w:p>
-      <w:r>
-        <w:t>•</w:t>
-      </w:r>
-      <w:r>
-        <w:tab/>
-        <w:t>Criterios de valoración en el menú:</w:t>
-      </w:r>
-    </w:p>
-    <w:p/>
+      <w:proofErr w:type="spellStart"/>
+      <w:r>
+        <w:t>menuSettings</w:t>
+      </w:r>
+      <w:proofErr w:type="spellEnd"/>
+      <w:r>
+        <w:t xml:space="preserve">, lo que permite seleccionar las diferentes paletas de colores disponibles y activar y desactivar los sonidos los efectos de sonido. </w:t>
+      </w:r>
+    </w:p>
     <w:p>
       <w:r>
         <w:t>o</w:t>
       </w:r>
       <w:r>
         <w:tab/>
-        <w:t>Nivel Saludable: +2 (Saludable) / -1 (No saludable).</w:t>
-      </w:r>
-    </w:p>
-    <w:p>
-      <w:r>
-        <w:t xml:space="preserve"> </w:t>
+        <w:t xml:space="preserve">Me encargué de la creación e integración de los recursos multimedia, con ayuda de la IA integrada de Android Studio, generé las imágenes, animaciones y sonidos utilizados y luego los integré dentro de las pantallas del juego, utilizando (para los sonidos) la clase </w:t>
+      </w:r>
+      <w:proofErr w:type="spellStart"/>
+      <w:r>
+        <w:t>SoundManager.kt</w:t>
+      </w:r>
+      <w:proofErr w:type="spellEnd"/>
+      <w:r>
+        <w:t xml:space="preserve"> que hace uso de </w:t>
+      </w:r>
+      <w:proofErr w:type="spellStart"/>
+      <w:r>
+        <w:t>android.media</w:t>
+      </w:r>
+      <w:proofErr w:type="spellEnd"/>
+      <w:r>
+        <w:t xml:space="preserve">. </w:t>
       </w:r>
     </w:p>
     <w:p>
@@ -421,12 +695,15 @@
       </w:r>
       <w:r>
         <w:tab/>
-        <w:t>Saciedad: Escala de -1 a 2.</w:t>
-      </w:r>
-    </w:p>
-    <w:p>
-      <w:r>
-        <w:t xml:space="preserve"> </w:t>
+        <w:t xml:space="preserve">Agregué luego la lógica para que los datos del avatar ingresados por el usuario persistieran en </w:t>
+      </w:r>
+      <w:proofErr w:type="spellStart"/>
+      <w:r>
+        <w:t>SharedPreferences</w:t>
+      </w:r>
+      <w:proofErr w:type="spellEnd"/>
+      <w:r>
+        <w:t xml:space="preserve"> y se pudieran luego recuperar aunque se cierre la app. </w:t>
       </w:r>
     </w:p>
     <w:p>
@@ -435,213 +712,6 @@
       </w:r>
       <w:r>
         <w:tab/>
-        <w:t>Vitalidad: +2 o +1 (Aporte sostenido) / -1 (Baja vitalidad o pesadez).</w:t>
-      </w:r>
-    </w:p>
-    <w:p/>
-    <w:p/>
-    <w:p>
-      <w:r>
-        <w:t>Lucas Rey</w:t>
-      </w:r>
-    </w:p>
-    <w:p>
-      <w:r>
-        <w:t>Me encargué de crear el relato del juego, es decir, los pasos que realiza el jugador para cumplir el objetivo del juego, y la navegación entre pantallas:</w:t>
-      </w:r>
-    </w:p>
-    <w:p>
-      <w:r>
-        <w:lastRenderedPageBreak/>
-        <w:t>o En la primera pantalla se le da a elegir al jugador la comida (desayuno, almuerzo, merienda o cena) según la hora del día o a voluntad.</w:t>
-      </w:r>
-    </w:p>
-    <w:p>
-      <w:r>
-        <w:t>o En la pantalla de juego, elegirá tres comidas en un lapso de 30 segundos.</w:t>
-      </w:r>
-    </w:p>
-    <w:p>
-      <w:r>
-        <w:t>o En la pantalla siguiente aparecerá la puntuación según lo que eligió.</w:t>
-      </w:r>
-    </w:p>
-    <w:p>
-      <w:r>
-        <w:t xml:space="preserve">También me encargué del temporizador de cuenta atrás, el cual se programó el funcionamiento según los estados de la pantalla controlada por el archivo </w:t>
-      </w:r>
-      <w:proofErr w:type="spellStart"/>
-      <w:r>
-        <w:t>JuegoActivity.kt</w:t>
-      </w:r>
-      <w:proofErr w:type="spellEnd"/>
-      <w:r>
-        <w:t>, que controla la pantalla de juego</w:t>
-      </w:r>
-    </w:p>
-    <w:p>
-      <w:r>
-        <w:t xml:space="preserve">Para que el temporizador no se reinicie ante un giro de pantalla, se debió implementarlo en el </w:t>
-      </w:r>
-      <w:proofErr w:type="spellStart"/>
-      <w:r>
-        <w:t>ViewModel</w:t>
-      </w:r>
-      <w:proofErr w:type="spellEnd"/>
-      <w:r>
-        <w:t xml:space="preserve"> de la pantalla de juego, que es el archivo </w:t>
-      </w:r>
-      <w:proofErr w:type="spellStart"/>
-      <w:r>
-        <w:t>JuegoViewModel</w:t>
-      </w:r>
-      <w:proofErr w:type="spellEnd"/>
-      <w:r>
-        <w:t>.</w:t>
-      </w:r>
-    </w:p>
-    <w:p/>
-    <w:p/>
-    <w:p>
-      <w:r>
-        <w:t>Julia Scodelari</w:t>
-      </w:r>
-    </w:p>
-    <w:p>
-      <w:r>
-        <w:t xml:space="preserve">Por mi parte, me encargue, en principio de diseñar la paleta de colores que utilizamos en la aplicación, ensaye diferentes opciones hasta dar con una que fuera colorida, poseyera buenos contrastes entre colores y cuyas paletas alternativas fueran también coloridas y atractivas. </w:t>
-      </w:r>
-    </w:p>
-    <w:p>
-      <w:r>
-        <w:t>Luego, mis principales contribuciones en el desarrollo de la aplicación incluyeron:</w:t>
-      </w:r>
-    </w:p>
-    <w:p>
-      <w:r>
-        <w:t>o</w:t>
-      </w:r>
-      <w:r>
-        <w:tab/>
-        <w:t xml:space="preserve">La creación de estilos reutilizables para poder aplicar fácilmente la paleta de colores elegida y los estilos de los botones en todas las pantallas del proyecto, en los archivos themes.xml, colors.xml y styles.xml. </w:t>
-      </w:r>
-    </w:p>
-    <w:p>
-      <w:r>
-        <w:t>o</w:t>
-      </w:r>
-      <w:r>
-        <w:tab/>
-        <w:t xml:space="preserve">La implementación del patrón MVVM fue mi contribución más grande al proyecto, donde tome las pantallas y la lógica creada por mis compañeros de equipo y refactorice el proyecto para desacoplar de forma limpia la interfaz de usuario de la lógica de negocio y el acceso a datos. Además, en este paso del desarrollo aproveché para adaptar los </w:t>
-      </w:r>
-      <w:proofErr w:type="spellStart"/>
-      <w:r>
-        <w:t>ViewModels</w:t>
-      </w:r>
-      <w:proofErr w:type="spellEnd"/>
-      <w:r>
-        <w:t xml:space="preserve"> para retener y gestionar el estado de las vistas ante cambios de configuración de la pantalla, con lo que se evita la sobrecarga en las actividades y se garantiza un flujo de datos unidireccional y robusto.</w:t>
-      </w:r>
-    </w:p>
-    <w:p>
-      <w:r>
-        <w:t>o</w:t>
-      </w:r>
-      <w:r>
-        <w:tab/>
-        <w:t xml:space="preserve">Implementé la vista </w:t>
-      </w:r>
-      <w:proofErr w:type="spellStart"/>
-      <w:r>
-        <w:t>activity_menu_settings</w:t>
-      </w:r>
-      <w:proofErr w:type="spellEnd"/>
-      <w:r>
-        <w:t xml:space="preserve">. </w:t>
-      </w:r>
-      <w:proofErr w:type="spellStart"/>
-      <w:r>
-        <w:t>xml</w:t>
-      </w:r>
-      <w:proofErr w:type="spellEnd"/>
-      <w:r>
-        <w:t xml:space="preserve"> y su respectiva clase </w:t>
-      </w:r>
-      <w:proofErr w:type="spellStart"/>
-      <w:r>
-        <w:t>kotlin</w:t>
-      </w:r>
-      <w:proofErr w:type="spellEnd"/>
-      <w:r>
-        <w:t xml:space="preserve"> </w:t>
-      </w:r>
-      <w:proofErr w:type="spellStart"/>
-      <w:r>
-        <w:t>menuSettings</w:t>
-      </w:r>
-      <w:proofErr w:type="spellEnd"/>
-      <w:r>
-        <w:t xml:space="preserve">, lo que permite seleccionar las diferentes paletas de colores disponibles y activar y desactivar los sonidos los efectos de sonido. </w:t>
-      </w:r>
-    </w:p>
-    <w:p>
-      <w:r>
-        <w:t>o</w:t>
-      </w:r>
-      <w:r>
-        <w:tab/>
-        <w:t xml:space="preserve">Me encargué de la creación e integración de los recursos multimedia, con ayuda de la IA integrada de Android Studio, generé las imágenes, animaciones y sonidos utilizados y luego los integré dentro de las pantallas del juego, utilizando (para los sonidos) la clase </w:t>
-      </w:r>
-      <w:proofErr w:type="spellStart"/>
-      <w:r>
-        <w:t>SoundManager.kt</w:t>
-      </w:r>
-      <w:proofErr w:type="spellEnd"/>
-      <w:r>
-        <w:t xml:space="preserve"> que hace uso de </w:t>
-      </w:r>
-      <w:proofErr w:type="spellStart"/>
-      <w:proofErr w:type="gramStart"/>
-      <w:r>
-        <w:t>android.media</w:t>
-      </w:r>
-      <w:proofErr w:type="spellEnd"/>
-      <w:proofErr w:type="gramEnd"/>
-      <w:r>
-        <w:t xml:space="preserve">. </w:t>
-      </w:r>
-    </w:p>
-    <w:p>
-      <w:r>
-        <w:t>o</w:t>
-      </w:r>
-      <w:r>
-        <w:tab/>
-        <w:t xml:space="preserve">Agregué luego la lógica para que los datos del avatar ingresados por el usuario persistieran en </w:t>
-      </w:r>
-      <w:proofErr w:type="spellStart"/>
-      <w:r>
-        <w:t>SharedPreferences</w:t>
-      </w:r>
-      <w:proofErr w:type="spellEnd"/>
-      <w:r>
-        <w:t xml:space="preserve"> y se pudieran luego </w:t>
-      </w:r>
-      <w:proofErr w:type="gramStart"/>
-      <w:r>
-        <w:t>recuperar</w:t>
-      </w:r>
-      <w:proofErr w:type="gramEnd"/>
-      <w:r>
-        <w:t xml:space="preserve"> aunque se cierre la app. </w:t>
-      </w:r>
-    </w:p>
-    <w:p>
-      <w:r>
-        <w:t>o</w:t>
-      </w:r>
-      <w:r>
-        <w:tab/>
         <w:t xml:space="preserve">Por último integré a la pantalla de resultado final del juego la visualización de un dato curioso elegido al azar de una lista en formato JSON de datos basados en los alimentos seleccionables que ofrecemos en nuestro juego. La clase </w:t>
       </w:r>
       <w:proofErr w:type="spellStart"/>
@@ -654,20 +724,11 @@
       </w:r>
       <w:proofErr w:type="spellStart"/>
       <w:r>
-        <w:t>datos_</w:t>
-      </w:r>
-      <w:proofErr w:type="gramStart"/>
-      <w:r>
-        <w:t>curiosos.json</w:t>
-      </w:r>
-      <w:proofErr w:type="spellEnd"/>
-      <w:proofErr w:type="gramEnd"/>
-      <w:r>
-        <w:t xml:space="preserve"> y </w:t>
-      </w:r>
-      <w:r>
-        <w:lastRenderedPageBreak/>
-        <w:t xml:space="preserve">luego selecciona uno al azar de alguno de los alimentos que el usuario seleccionó en su partida. El dato curioso se muestra cuando se pierde la partida y la idea es mostrarle al usuario alternativas a los alimentos manos sanos que eligió o sugerencias de como cocinarlos de forma más saludable. </w:t>
+        <w:t>datos_curiosos.json</w:t>
+      </w:r>
+      <w:proofErr w:type="spellEnd"/>
+      <w:r>
+        <w:t xml:space="preserve"> y luego selecciona uno al azar de alguno de los alimentos que el usuario seleccionó en su partida. El dato curioso se muestra cuando se pierde la partida y la idea es mostrarle al usuario alternativas a los alimentos manos sanos que eligió o sugerencias de como cocinarlos de forma más saludable. </w:t>
       </w:r>
     </w:p>
     <w:p/>
@@ -1223,7 +1284,7 @@
       <w:rFonts w:eastAsiaTheme="majorEastAsia" w:cstheme="majorBidi"/>
       <w:i/>
       <w:iCs/>
-      <w:color w:val="595959" w:themeColor="text1" w:themeTint="A6"/>
+      <w:color w:val="F5F5F5" w:themeColor="text1" w:themeTint="A6"/>
     </w:rPr>
   </w:style>
   <w:style w:type="paragraph" w:styleId="Ttulo7">
@@ -1244,7 +1305,7 @@
     </w:pPr>
     <w:rPr>
       <w:rFonts w:eastAsiaTheme="majorEastAsia" w:cstheme="majorBidi"/>
-      <w:color w:val="595959" w:themeColor="text1" w:themeTint="A6"/>
+      <w:color w:val="F5F5F5" w:themeColor="text1" w:themeTint="A6"/>
     </w:rPr>
   </w:style>
   <w:style w:type="paragraph" w:styleId="Ttulo8">
@@ -1267,7 +1328,7 @@
       <w:rFonts w:eastAsiaTheme="majorEastAsia" w:cstheme="majorBidi"/>
       <w:i/>
       <w:iCs/>
-      <w:color w:val="272727" w:themeColor="text1" w:themeTint="D8"/>
+      <w:color w:val="F2F2F2" w:themeColor="text1" w:themeTint="D8"/>
     </w:rPr>
   </w:style>
   <w:style w:type="paragraph" w:styleId="Ttulo9">
@@ -1288,7 +1349,7 @@
     </w:pPr>
     <w:rPr>
       <w:rFonts w:eastAsiaTheme="majorEastAsia" w:cstheme="majorBidi"/>
-      <w:color w:val="272727" w:themeColor="text1" w:themeTint="D8"/>
+      <w:color w:val="F2F2F2" w:themeColor="text1" w:themeTint="D8"/>
     </w:rPr>
   </w:style>
   <w:style w:type="character" w:default="1" w:styleId="Fuentedeprrafopredeter">
@@ -1396,7 +1457,7 @@
       <w:rFonts w:eastAsiaTheme="majorEastAsia" w:cstheme="majorBidi"/>
       <w:i/>
       <w:iCs/>
-      <w:color w:val="595959" w:themeColor="text1" w:themeTint="A6"/>
+      <w:color w:val="F5F5F5" w:themeColor="text1" w:themeTint="A6"/>
     </w:rPr>
   </w:style>
   <w:style w:type="character" w:customStyle="1" w:styleId="Ttulo7Car">
@@ -1408,7 +1469,7 @@
     <w:rsid w:val="00792864"/>
     <w:rPr>
       <w:rFonts w:eastAsiaTheme="majorEastAsia" w:cstheme="majorBidi"/>
-      <w:color w:val="595959" w:themeColor="text1" w:themeTint="A6"/>
+      <w:color w:val="F5F5F5" w:themeColor="text1" w:themeTint="A6"/>
     </w:rPr>
   </w:style>
   <w:style w:type="character" w:customStyle="1" w:styleId="Ttulo8Car">
@@ -1422,7 +1483,7 @@
       <w:rFonts w:eastAsiaTheme="majorEastAsia" w:cstheme="majorBidi"/>
       <w:i/>
       <w:iCs/>
-      <w:color w:val="272727" w:themeColor="text1" w:themeTint="D8"/>
+      <w:color w:val="F2F2F2" w:themeColor="text1" w:themeTint="D8"/>
     </w:rPr>
   </w:style>
   <w:style w:type="character" w:customStyle="1" w:styleId="Ttulo9Car">
@@ -1434,7 +1495,7 @@
     <w:rsid w:val="00792864"/>
     <w:rPr>
       <w:rFonts w:eastAsiaTheme="majorEastAsia" w:cstheme="majorBidi"/>
-      <w:color w:val="272727" w:themeColor="text1" w:themeTint="D8"/>
+      <w:color w:val="F2F2F2" w:themeColor="text1" w:themeTint="D8"/>
     </w:rPr>
   </w:style>
   <w:style w:type="paragraph" w:styleId="Ttulo">
@@ -1486,7 +1547,7 @@
     </w:pPr>
     <w:rPr>
       <w:rFonts w:eastAsiaTheme="majorEastAsia" w:cstheme="majorBidi"/>
-      <w:color w:val="595959" w:themeColor="text1" w:themeTint="A6"/>
+      <w:color w:val="F5F5F5" w:themeColor="text1" w:themeTint="A6"/>
       <w:spacing w:val="15"/>
       <w:sz w:val="28"/>
       <w:szCs w:val="28"/>
@@ -1500,7 +1561,7 @@
     <w:rsid w:val="00792864"/>
     <w:rPr>
       <w:rFonts w:eastAsiaTheme="majorEastAsia" w:cstheme="majorBidi"/>
-      <w:color w:val="595959" w:themeColor="text1" w:themeTint="A6"/>
+      <w:color w:val="F5F5F5" w:themeColor="text1" w:themeTint="A6"/>
       <w:spacing w:val="15"/>
       <w:sz w:val="28"/>
       <w:szCs w:val="28"/>
@@ -1521,7 +1582,7 @@
     <w:rPr>
       <w:i/>
       <w:iCs/>
-      <w:color w:val="404040" w:themeColor="text1" w:themeTint="BF"/>
+      <w:color w:val="F3F3F3" w:themeColor="text1" w:themeTint="BF"/>
     </w:rPr>
   </w:style>
   <w:style w:type="character" w:customStyle="1" w:styleId="CitaCar">
@@ -1533,7 +1594,7 @@
     <w:rPr>
       <w:i/>
       <w:iCs/>
-      <w:color w:val="404040" w:themeColor="text1" w:themeTint="BF"/>
+      <w:color w:val="F3F3F3" w:themeColor="text1" w:themeTint="BF"/>
     </w:rPr>
   </w:style>
   <w:style w:type="paragraph" w:styleId="Prrafodelista">
@@ -1616,10 +1677,10 @@
   <a:themeElements>
     <a:clrScheme name="Office">
       <a:dk1>
-        <a:sysClr val="windowText" lastClr="000000"/>
+        <a:sysClr val="windowText" lastClr="F0F0F0"/>
       </a:dk1>
       <a:lt1>
-        <a:sysClr val="window" lastClr="FFFFFF"/>
+        <a:sysClr val="window" lastClr="000000"/>
       </a:lt1>
       <a:dk2>
         <a:srgbClr val="0E2841"/>
